--- a/datasheet_gen/word_templates/CRF.docx
+++ b/datasheet_gen/word_templates/CRF.docx
@@ -2302,68 +2302,6 @@
           <w:bCs/>
           <w:sz w:val="12"/>
           <w:szCs w:val="12"/>
-          <w:lang w:val="en-US"/>
-        </w:rPr>
-      </w:pPr>
-    </w:p>
-    <w:p>
-      <w:pPr>
-        <w:pStyle w:val="ListParagraph"/>
-        <w:numPr>
-          <w:ilvl w:val="0"/>
-          <w:numId w:val="19"/>
-        </w:numPr>
-        <w:spacing w:after="0"/>
-        <w:rPr>
-          <w:rFonts w:ascii="Arial" w:hAnsi="Arial" w:cs="Arial"/>
-          <w:b/>
-          <w:bCs/>
-          <w:lang w:val="en-US"/>
-        </w:rPr>
-      </w:pPr>
-      <w:r>
-        <w:rPr>
-          <w:rFonts w:ascii="Arial" w:hAnsi="Arial" w:cs="Arial"/>
-          <w:bCs/>
-          <w:highlight w:val="yellow"/>
-          <w:lang w:val="en-US"/>
-        </w:rPr>
-        <w:t xml:space="preserve">ISM Band as per table </w:t>
-      </w:r>
-      <w:r>
-        <w:rPr>
-          <w:rFonts w:ascii="Arial" w:hAnsi="Arial" w:cs="Arial"/>
-          <w:bCs/>
-          <w:highlight w:val="yellow"/>
-          <w:lang w:val="en-US"/>
-        </w:rPr>
-        <w:t>8</w:t>
-      </w:r>
-      <w:r>
-        <w:rPr>
-          <w:rFonts w:ascii="Arial" w:hAnsi="Arial" w:cs="Arial"/>
-          <w:bCs/>
-          <w:highlight w:val="yellow"/>
-          <w:lang w:val="en-US"/>
-        </w:rPr>
-        <w:t xml:space="preserve"> of IEC 60601-1-2:2014+AMD1:2020</w:t>
-      </w:r>
-      <w:r>
-        <w:rPr>
-          <w:rFonts w:ascii="Arial" w:hAnsi="Arial" w:cs="Arial"/>
-          <w:bCs/>
-          <w:color w:val="00B0F0"/>
-          <w:lang w:val="en-US"/>
-        </w:rPr>
-      </w:r>
-    </w:p>
-    <w:p>
-      <w:pPr>
-        <w:spacing w:after="0"/>
-        <w:rPr>
-          <w:rFonts w:ascii="Arial" w:hAnsi="Arial" w:cs="Arial"/>
-          <w:b/>
-          <w:bCs/>
           <w:lang w:val="en-US"/>
         </w:rPr>
       </w:pPr>
